--- a/proposal/Ojiambo_Unit Two Assignment.docx
+++ b/proposal/Ojiambo_Unit Two Assignment.docx
@@ -390,6 +390,21 @@
     </w:p>
     <w:p>
       <w:pPr>
+        <w:spacing w:after="0" w:before="0" w:line="480"/>
+        <w:ind w:firstLine="720"/>
+        <w:jc w:val="left"/>
+      </w:pPr>
+      <w:r>
+        <w:rPr>
+          <w:rFonts w:ascii="Times New Roman" w:cs="Times New Roman" w:eastAsia="Times New Roman" w:hAnsi="Times New Roman"/>
+          <w:sz w:val="24"/>
+          <w:szCs w:val="24"/>
+        </w:rPr>
+        <w:t xml:space="preserve">This study is positioned within the mission statement guiding the wider project: to transform foundational education for vulnerable children by partnering with community and faith-based schools to integrate creative arts, design-based learning, and holistic mentorship, thereby empowering the next generation to break cycles of marginalisation. It addresses Education, one of the fourteen Global Challenges, by targeting the undetected early learning loss that precedes dropout rather than the dropout itself. It pursues that aim through the Global Opportunity of Arts, Design and Culture, treating creative drawing, visual design, and oral storytelling as the primary diagnostic and pedagogical medium for children whose literacy cannot be assumed.</w:t>
+      </w:r>
+    </w:p>
+    <w:p>
+      <w:pPr>
         <w:pStyle w:val="Heading2"/>
         <w:spacing w:after="0" w:before="0" w:line="480"/>
         <w:jc w:val="left"/>
@@ -477,7 +492,7 @@
           <w:sz w:val="24"/>
           <w:szCs w:val="24"/>
         </w:rPr>
-        <w:t xml:space="preserve">The gap is therefore specific. No existing system is simultaneously offline-first, multimodal across visual and oral expression, longitudinal across the 8-to-18 period, and owned by the child rather than the institution. None converts the creative work these classrooms already produce into developmental signal, an adaptive curriculum, a safeguarding early warning, and a portable record of capability, on the low-cost shared devices these schools actually possess. This project addresses that gap.</w:t>
+        <w:t xml:space="preserve">The gap is therefore specific. No existing system is simultaneously offline-first, multimodal across visual and oral expression, longitudinal across the 8-to-18 period, and owned by the child rather than the institution. None converts the creative work these classrooms already produce into developmental signal, an adaptive curriculum, a safeguarding early warning, and a portable record of capability, on the low-cost shared devices these schools actually possess. Closing this gap is the direct operational expression of the mission statement’s commitment to transforming foundational education for vulnerable children through creative arts and design-based learning, and it addresses the Education Global Challenge at its root: the undetected developmental divergence that precedes school failure, rather than the failure itself.</w:t>
       </w:r>
     </w:p>
     <w:p>
@@ -509,7 +524,7 @@
           <w:sz w:val="24"/>
           <w:szCs w:val="24"/>
         </w:rPr>
-        <w:t xml:space="preserve">To design, develop, and evaluate an offline-first progressive web application that uses children’s drawings, designs, and recorded oral narratives as both a continuous developmental screening instrument and an adaptive arts, design, and culture curriculum for learners aged 8 to 18 in low-resource Kampala schools, addressing the diagnostic, infrastructural, and continuity gaps identified in the problem statement, in order to surface developmental concerns while intervention remains effective and to equip each learner with a verified, exportable portfolio of creative capability by the age of eighteen.</w:t>
+        <w:t xml:space="preserve">To design, develop, and evaluate an offline-first progressive web application that uses children’s drawings, designs, and recorded oral narratives as both a continuous developmental screening instrument and an adaptive arts, design, and culture curriculum for learners aged 8 to 18 in low-resource Kampala schools, addressing the diagnostic, infrastructural, and continuity gaps identified in the problem statement, in order to surface developmental concerns while intervention remains effective and to equip each learner with a verified, exportable portfolio of creative capability by the age of eighteen, in direct service of the mission statement’s commitment to empowering the next generation to break cycles of marginalisation.</w:t>
       </w:r>
     </w:p>
     <w:p>
@@ -970,37 +985,37 @@
           <w:sz w:val="24"/>
           <w:szCs w:val="24"/>
         </w:rPr>
-        <w:t xml:space="preserve">Successful implementation would place developmental screening in schools that have never had access to it. An educator responsible for forty children would gain an evidence trail on each one, assembled from work those children already produce, and would learn of a motor delay or a widening withdrawal within weeks rather than at the point of repeated grade failure.</w:t>
-      </w:r>
-    </w:p>
-    <w:p>
-      <w:pPr>
-        <w:spacing w:after="0" w:before="0" w:line="480"/>
-        <w:ind w:firstLine="720"/>
-        <w:jc w:val="left"/>
-      </w:pPr>
-      <w:r>
-        <w:rPr>
-          <w:rFonts w:ascii="Times New Roman" w:cs="Times New Roman" w:eastAsia="Times New Roman" w:hAnsi="Times New Roman"/>
-          <w:sz w:val="24"/>
-          <w:szCs w:val="24"/>
-        </w:rPr>
-        <w:t xml:space="preserve">For the learner, ten years of creative work would cease to evaporate and begin instead to accumulate. At eighteen, a young person would hold a verified portfolio, a named specialism, completed commissions, and a mentor reference: tradeable assets in a creative economy that represents one of the few growth sectors genuinely accessible to them.</w:t>
-      </w:r>
-    </w:p>
-    <w:p>
-      <w:pPr>
-        <w:spacing w:after="0" w:before="0" w:line="480"/>
-        <w:ind w:firstLine="720"/>
-        <w:jc w:val="left"/>
-      </w:pPr>
-      <w:r>
-        <w:rPr>
-          <w:rFonts w:ascii="Times New Roman" w:cs="Times New Roman" w:eastAsia="Times New Roman" w:hAnsi="Times New Roman"/>
-          <w:sz w:val="24"/>
-          <w:szCs w:val="24"/>
-        </w:rPr>
-        <w:t xml:space="preserve">For the wider field, the project would demonstrate that multimodal developmental assessment can execute entirely on-device, within a browser, offline, on hardware these institutions already own. This removes the subscription, the connection, and the visiting specialist that presently render such screening a privilege of well-resourced education systems.</w:t>
+        <w:t xml:space="preserve">Upon successful implementation, educators and their pupils would gain developmental screening where none currently exists. A teacher responsible for forty would see a motor delay or a widening withdrawal within weeks, not at repeated grade failure.</w:t>
+      </w:r>
+    </w:p>
+    <w:p>
+      <w:pPr>
+        <w:spacing w:after="0" w:before="0" w:line="480"/>
+        <w:ind w:firstLine="720"/>
+        <w:jc w:val="left"/>
+      </w:pPr>
+      <w:r>
+        <w:rPr>
+          <w:rFonts w:ascii="Times New Roman" w:cs="Times New Roman" w:eastAsia="Times New Roman" w:hAnsi="Times New Roman"/>
+          <w:sz w:val="24"/>
+          <w:szCs w:val="24"/>
+        </w:rPr>
+        <w:t xml:space="preserve">For learners and guardians, ten years of creative work would compound rather than evaporate, equipping each young person at eighteen with the portfolio, specialism, and mentor reference needed to break the cycle of marginalisation the mission statement targets (Winner et al., 2013).</w:t>
+      </w:r>
+    </w:p>
+    <w:p>
+      <w:pPr>
+        <w:spacing w:after="0" w:before="0" w:line="480"/>
+        <w:ind w:firstLine="720"/>
+        <w:jc w:val="left"/>
+      </w:pPr>
+      <w:r>
+        <w:rPr>
+          <w:rFonts w:ascii="Times New Roman" w:cs="Times New Roman" w:eastAsia="Times New Roman" w:hAnsi="Times New Roman"/>
+          <w:sz w:val="24"/>
+          <w:szCs w:val="24"/>
+        </w:rPr>
+        <w:t xml:space="preserve">For partner institutions, policymakers, and the wider sector, it would show multimodal screening running offline on hardware these schools already own, removing the subscription, connection, and specialist that make such screening a privilege and the Education Global Challenge persistent.</w:t>
       </w:r>
     </w:p>
     <w:p>

--- a/proposal/Ojiambo_Unit Two Assignment.docx
+++ b/proposal/Ojiambo_Unit Two Assignment.docx
@@ -325,7 +325,7 @@
           <w:sz w:val="24"/>
           <w:szCs w:val="24"/>
         </w:rPr>
-        <w:t xml:space="preserve">Assessment built on creative production carries pedagogical advantages beyond its diagnostic reach. It is formative rather than punitive, it does not require the child to recognise that assessment is taking place, and it removes the literacy precondition entirely. These properties align with established principles of child-centred practice. Vygotsky (1978) established that learning advances when tasks are pitched within the zone of proximal development and supported by appropriate scaffolding, which implies calibration to the individual child rather than to the age cohort. Carr and Lee (2012) demonstrate that narrative, portfolio-based assessment produces a richer and more actionable record of development than periodic grading. Culturally sustaining pedagogy requires that curriculum content draw on learners’ own linguistic and cultural resources rather than importing material from elsewhere (Paris &amp; Alim, 2017), and self-determination theory identifies autonomy, competence, and relatedness as the conditions under which sustained engagement occurs (Deci &amp; Ryan, 2000). Universal Design for Learning provides a framework for ensuring that no step in a learning activity depends on a single mode of representation (CAST, 2018). These commitments are reinforced by the child’s right to express views, to seek and impart information, and to participate in play and artistic activity (United Nations, 1989), and by the proposition that children’s participation should progress from consultation toward genuine co-authorship (Hart, 1992).</w:t>
+        <w:t xml:space="preserve">Assessment built on creative production carries pedagogical advantages beyond its diagnostic reach. It is formative rather than punitive, it does not require the child to recognise that assessment is taking place, and it removes the literacy precondition entirely. These properties align with established principles of child-centred practice. Vygotsky (1978) established that learning advances when tasks are pitched within the zone of proximal development and supported by appropriate scaffolding, which implies calibration to the individual child rather than to the age cohort. Scaffolding further presupposes a more capable other, which positions mentorship—by trained adults and by older learners who have themselves progressed through the programme—as structural to the pedagogy rather than supplementary to it, and which gives the mission statement’s commitment to holistic mentorship an operational form. Carr and Lee (2012) demonstrate that narrative, portfolio-based assessment produces a richer and more actionable record of development than periodic grading. Culturally sustaining pedagogy requires that curriculum content draw on learners’ own linguistic and cultural resources rather than importing material from elsewhere (Paris &amp; Alim, 2017), and self-determination theory identifies autonomy, competence, and relatedness as the conditions under which sustained engagement occurs (Deci &amp; Ryan, 2000). Universal Design for Learning provides a framework for ensuring that no step in a learning activity depends on a single mode of representation (CAST, 2018). These commitments are reinforced by the child’s right to express views, to seek and impart information, and to participate in play and artistic activity (United Nations, 1989), and by the proposition that children’s participation should progress from consultation toward genuine co-authorship (Hart, 1992).</w:t>
       </w:r>
     </w:p>
     <w:p>
@@ -385,7 +385,7 @@
           <w:sz w:val="24"/>
           <w:szCs w:val="24"/>
         </w:rPr>
-        <w:t xml:space="preserve">Taken together, these conditions describe a specific and currently unmet need. Community and faith-based schools in Kampala serve children at elevated developmental risk, lack the staff and instruments to screen them, and operate on infrastructure that excludes the software products designed for better-resourced systems. At the same time, these children produce creative work—drawings and spoken stories—that developmental research establishes as a valid source of signal, and the web platform has matured to the point where that signal can be extracted locally, offline, on the devices these schools already possess. This study addresses the integration of these elements into a single system that screens, teaches, and accumulates a record the child ultimately owns.</w:t>
+        <w:t xml:space="preserve">Taken together, these conditions describe a specific and currently unmet need. Community and faith-based schools in Kampala serve children at elevated developmental risk, lack the staff and instruments to screen them, and operate on infrastructure that excludes the software products designed for better-resourced systems. At the same time, these children produce creative work—drawings and spoken stories—that developmental research establishes as a valid source of signal, and the web platform has matured to the point where that signal can be extracted locally, offline, on the devices these schools already possess. This study addresses the integration of these elements into a single system, provisionally named Loom, that screens, teaches, and accumulates a record the child ultimately owns: a cumulative creative archive referred to throughout as the Golden Thread portfolio.</w:t>
       </w:r>
     </w:p>
     <w:p>
@@ -680,6 +680,28 @@
     </w:p>
     <w:p>
       <w:pPr>
+        <w:spacing w:after="0" w:before="0" w:line="480"/>
+        <w:ind w:left="1440" w:hanging="720"/>
+      </w:pPr>
+      <w:r>
+        <w:rPr>
+          <w:rFonts w:ascii="Times New Roman" w:cs="Times New Roman" w:eastAsia="Times New Roman" w:hAnsi="Times New Roman"/>
+          <w:sz w:val="24"/>
+          <w:szCs w:val="24"/>
+        </w:rPr>
+        <w:t xml:space="preserve">SO7.	</w:t>
+      </w:r>
+      <w:r>
+        <w:rPr>
+          <w:rFonts w:ascii="Times New Roman" w:cs="Times New Roman" w:eastAsia="Times New Roman" w:hAnsi="Times New Roman"/>
+          <w:sz w:val="24"/>
+          <w:szCs w:val="24"/>
+        </w:rPr>
+        <w:t xml:space="preserve">To implement and evaluate a structured mentorship module pairing each learner with a trained adult mentor drawn from the existing community cooperative and with an older peer who has progressed through the programme, recording mentoring hours as an assessed competency, and to measure its association with sustained engagement across the 12-week field deployment.</w:t>
+      </w:r>
+    </w:p>
+    <w:p>
+      <w:pPr>
         <w:pStyle w:val="Heading2"/>
         <w:spacing w:after="0" w:before="0" w:line="480"/>
         <w:jc w:val="left"/>
@@ -851,6 +873,28 @@
     </w:p>
     <w:p>
       <w:pPr>
+        <w:spacing w:after="0" w:before="0" w:line="480"/>
+        <w:ind w:left="1440" w:hanging="720"/>
+      </w:pPr>
+      <w:r>
+        <w:rPr>
+          <w:rFonts w:ascii="Times New Roman" w:cs="Times New Roman" w:eastAsia="Times New Roman" w:hAnsi="Times New Roman"/>
+          <w:sz w:val="24"/>
+          <w:szCs w:val="24"/>
+        </w:rPr>
+        <w:t xml:space="preserve">RQ8.	</w:t>
+      </w:r>
+      <w:r>
+        <w:rPr>
+          <w:rFonts w:ascii="Times New Roman" w:cs="Times New Roman" w:eastAsia="Times New Roman" w:hAnsi="Times New Roman"/>
+          <w:sz w:val="24"/>
+          <w:szCs w:val="24"/>
+        </w:rPr>
+        <w:t xml:space="preserve">What association does structured mentorship, pairing learners with adult mentors from the community cooperative and with older peers, have with sustained engagement and completion of creative submissions across the deployment period?</w:t>
+      </w:r>
+    </w:p>
+    <w:p>
+      <w:pPr>
         <w:pStyle w:val="Heading2"/>
         <w:spacing w:after="0" w:before="0" w:line="480"/>
         <w:jc w:val="left"/>
@@ -938,7 +982,7 @@
           <w:sz w:val="24"/>
           <w:szCs w:val="24"/>
         </w:rPr>
-        <w:t xml:space="preserve">Technically, the artefact is an offline-first progressive web application built on React with Vite and TypeScript, a Node.js and Express backend using Sequelize, and PostgreSQL with object storage, extending an existing platform codebase. Inference is tiered and executed on-device. The interface is delivered in English, Kiswahili, French, Luganda, and Kinyarwanda, each with recorded audio instruction so that no step depends on reading. Speech analysis is scoped to Luganda alone; the remaining four languages are interface locales only. Native mobile builds, real-time video, blockchain credentialing, full open-vocabulary on-device transcription, and automated clinical diagnosis are all outside scope.</w:t>
+        <w:t xml:space="preserve">Technically, the artefact is an offline-first progressive web application built on React with Vite and TypeScript, a Node.js and Express backend using Sequelize, and PostgreSQL with object storage, extending an existing platform codebase. Inference is tiered and executed on-device. The interface is delivered in English, Kiswahili, French, Luganda, and Kinyarwanda, each with recorded audio instruction so that no step depends on reading. Speech analysis is scoped to Luganda alone; the remaining four languages are interface locales only. Native mobile builds, real-time video, blockchain credentialing, full open-vocabulary on-device transcription, and automated clinical diagnosis are all outside scope. The wider platform’s production and revenue pathway, under which learner designs are manufactured by the women’s cooperative and sold to fund learner education accounts, is deliberately excluded from this cycle: it raises child-labour, consent, and financial-safeguarding questions that warrant separate ethical review, and it is named here as future work rather than attempted alongside the screening deployment.</w:t>
       </w:r>
     </w:p>
     <w:p>

--- a/proposal/Ojiambo_Unit Two Assignment.docx
+++ b/proposal/Ojiambo_Unit Two Assignment.docx
@@ -250,7 +250,7 @@
           <w:sz w:val="24"/>
           <w:szCs w:val="24"/>
         </w:rPr>
-        <w:t xml:space="preserve">Uganda illustrates this pattern clearly. Since the introduction of Universal Primary Education in 1997, enrolment has risen sharply, but the expansion has placed sustained pressure on teaching capacity, classroom infrastructure, and assessment practice. High pupil-to-teacher ratios in government and low-cost private primary schools leave individual attention scarce, a constraint that is most acute in the urban informal settlements surrounding Kampala (Uganda Ministry of Education and Sports, 2022). A substantial share of provision in these areas is delivered by community and faith-based schools and residential child-care institutions, which absorb children the public system does not reach, including orphans, children separated from their families, and children placed in institutional care. These organisations typically operate with minimal budgets, few or no specialist staff, and intermittent electricity and connectivity.</w:t>
+        <w:t xml:space="preserve">Uganda illustrates this pattern clearly. Since the introduction of Universal Primary Education in 1997, enrolment has risen sharply, but the expansion has placed sustained pressure on teaching capacity, classroom infrastructure, and assessment practice. The national pupil-to-teacher ratio in primary education stands at approximately 43:1 (UNESCO Institute for Statistics, 2023), above the 40:1 ratio the United Nations recommends, and individual attention is scarcest in the urban informal settlements surrounding Kampala (Uganda Ministry of Education and Sports, 2022). A substantial share of provision in these areas is delivered by community and faith-based schools and residential child-care institutions, which absorb children the public system does not reach, including orphans, children separated from their families, and children placed in institutional care. These organisations typically operate with minimal budgets, few or no specialist staff, and intermittent electricity and connectivity.</w:t>
       </w:r>
     </w:p>
     <w:p>
@@ -295,7 +295,7 @@
           <w:sz w:val="24"/>
           <w:szCs w:val="24"/>
         </w:rPr>
-        <w:t xml:space="preserve">The practical consequence in high-ratio, low-resource classrooms is that screening does not occur at all. Teachers rely instead on attendance registers and periodic written examinations, neither of which was designed to detect developmental divergence. Written examination carries a further structural problem in this context: it presumes literacy, which is precisely the capability most likely to be compromised in a child with an undetected delay. The dominant assessment instrument is therefore least able to identify the children who most need identifying. Under-identification of developmental difficulty and disability in low-income settings is widely documented, and children affected are frequently recognised only after sustained academic failure has already occurred (UNICEF, 2021).</w:t>
+        <w:t xml:space="preserve">The practical consequence in high-ratio, low-resource classrooms is that screening does not occur at all. Teachers rely instead on attendance registers and periodic written examinations, neither of which was designed to detect developmental divergence. Written examination carries a further structural problem in this context: it presumes literacy, which is precisely the capability most likely to be compromised in a child with an undetected delay. The dominant assessment instrument is therefore least able to identify the children who most need identifying. Approximately one in ten children worldwide, close to 240 million, lives with a disability, yet under-identification in low-income settings is widely documented and affected children are frequently recognised only after sustained academic failure has already occurred (UNICEF, 2021).</w:t>
       </w:r>
     </w:p>
     <w:p>
@@ -340,7 +340,7 @@
           <w:sz w:val="24"/>
           <w:szCs w:val="24"/>
         </w:rPr>
-        <w:t xml:space="preserve">Any technological response must contend with the infrastructure actually present rather than the infrastructure assumed. Internet penetration across Africa remains substantially below the global average, and access is predominantly mobile, intermittent, and metered rather than fixed and continuous (International Telecommunication Union, 2024). Mobile is the primary and often the only route to connectivity, with smartphone adoption rising but affordability and data cost remaining material constraints (GSMA, 2024). Educational software that assumes a continuous connection, a per-learner device, and a recurring subscription is structurally unsuited to a community school operating on intermittent power with a small number of shared handsets.</w:t>
+        <w:t xml:space="preserve">Any technological response must contend with the infrastructure actually present rather than the infrastructure assumed. Just 38% of Africa’s population used the internet in 2024, against a global average of 68%, and the continent records the widest urban–rural divide in the world, at 57% in cities against 23% in rural areas (International Telecommunication Union, 2024). Access is predominantly mobile, intermittent, and metered rather than fixed and continuous Mobile is the primary and often the only route to connectivity, with smartphone adoption rising but affordability and data cost remaining material constraints (GSMA, 2024). Educational software that assumes a continuous connection, a per-learner device, and a recurring subscription is structurally unsuited to a community school operating on intermittent power with a small number of shared handsets.</w:t>
       </w:r>
     </w:p>
     <w:p>
@@ -370,7 +370,7 @@
           <w:sz w:val="24"/>
           <w:szCs w:val="24"/>
         </w:rPr>
-        <w:t xml:space="preserve">Research and software development involving vulnerable children carry obligations that shape system design rather than merely accompanying it. Processing of personal data in Uganda is governed by the Data Protection and Privacy Act, which establishes requirements for lawful processing, data minimisation, and the rights of data subjects (Republic of Uganda, 2019). Violence against children in Uganda is common and frequently undisclosed, with national survey evidence indicating that a substantial proportion of children experience physical, emotional, or sexual violence before the age of eighteen (Ministry of Gender, Labour and Social Development, 2018). Any system capable of surfacing indicators of distress is therefore a safeguarding instrument as well as an educational one, and must be governed accordingly, with human confirmation of every indicator and no automated escalation.</w:t>
+        <w:t xml:space="preserve">Research and software development involving vulnerable children carry obligations that shape system design rather than merely accompanying it. Processing of personal data in Uganda is governed by the Data Protection and Privacy Act, which establishes requirements for lawful processing, data minimisation, and the rights of data subjects (Republic of Uganda, 2019). Violence against children in Uganda is common and frequently undisclosed, with national survey evidence indicating that three in four young adults experienced some form of violence during childhood and one in three experienced at least two forms of it (Ministry of Gender, Labour and Social Development, 2018). Any system capable of surfacing indicators of distress is therefore a safeguarding instrument as well as an educational one, and must be governed accordingly, with human confirmation of every indicator and no automated escalation.</w:t>
       </w:r>
     </w:p>
     <w:p>
@@ -1113,7 +1113,7 @@
           <w:sz w:val="24"/>
           <w:szCs w:val="24"/>
         </w:rPr>
-        <w:t xml:space="preserve">. SCITEPRESS.</w:t>
+        <w:t xml:space="preserve"> (pp. 344–351). SCITEPRESS. https://doi.org/10.5220/0006353703440351</w:t>
       </w:r>
     </w:p>
     <w:p>
@@ -1447,7 +1447,7 @@
           <w:sz w:val="24"/>
           <w:szCs w:val="24"/>
         </w:rPr>
-        <w:t xml:space="preserve">Means, B., Toyama, Y., Murphy, R. F., &amp; Baki, M. (2013). The effectiveness of online and blended learning: A meta-analysis of the empirical literature. </w:t>
+        <w:t xml:space="preserve">Means, B., Toyama, Y., Murphy, R., &amp; Bakia, M. (2013). The effectiveness of online and blended learning: A meta-analysis of the empirical literature. </w:t>
       </w:r>
       <w:r>
         <w:rPr>
@@ -1465,7 +1465,7 @@
           <w:sz w:val="24"/>
           <w:szCs w:val="24"/>
         </w:rPr>
-        <w:t xml:space="preserve">(3).</w:t>
+        <w:t xml:space="preserve">(3), 1–47.</w:t>
       </w:r>
     </w:p>
     <w:p>
@@ -1489,7 +1489,7 @@
           <w:sz w:val="24"/>
           <w:szCs w:val="24"/>
         </w:rPr>
-        <w:t xml:space="preserve">Violence against children in Uganda: Findings from a national survey, 2015</w:t>
+        <w:t xml:space="preserve">Uganda violence against children survey: Findings from a national survey 2015</w:t>
       </w:r>
       <w:r>
         <w:rPr>
@@ -1529,7 +1529,7 @@
           <w:sz w:val="24"/>
           <w:szCs w:val="24"/>
         </w:rPr>
-        <w:t xml:space="preserve">. European Language Resources Association. https://aclanthology.org/2022.lrec-1.208</w:t>
+        <w:t xml:space="preserve"> (pp. 1945–1954). European Language Resources Association. https://aclanthology.org/2022.lrec-1.208</w:t>
       </w:r>
     </w:p>
     <w:p>
@@ -1689,7 +1689,7 @@
           <w:sz w:val="24"/>
           <w:szCs w:val="24"/>
         </w:rPr>
-        <w:t xml:space="preserve">.</w:t>
+        <w:t xml:space="preserve">. Palo Alto, CA.</w:t>
       </w:r>
     </w:p>
     <w:p>
@@ -1831,6 +1831,38 @@
           <w:sz w:val="24"/>
           <w:szCs w:val="24"/>
         </w:rPr>
+        <w:t xml:space="preserve">UNESCO Institute for Statistics. (2023). </w:t>
+      </w:r>
+      <w:r>
+        <w:rPr>
+          <w:rFonts w:ascii="Times New Roman" w:cs="Times New Roman" w:eastAsia="Times New Roman" w:hAnsi="Times New Roman"/>
+          <w:i/>
+          <w:iCs/>
+          <w:sz w:val="24"/>
+          <w:szCs w:val="24"/>
+        </w:rPr>
+        <w:t xml:space="preserve">Education indicators: Pupil-teacher ratio, primary</w:t>
+      </w:r>
+      <w:r>
+        <w:rPr>
+          <w:rFonts w:ascii="Times New Roman" w:cs="Times New Roman" w:eastAsia="Times New Roman" w:hAnsi="Times New Roman"/>
+          <w:sz w:val="24"/>
+          <w:szCs w:val="24"/>
+        </w:rPr>
+        <w:t xml:space="preserve">. UIS.Stat. https://data.uis.unesco.org</w:t>
+      </w:r>
+    </w:p>
+    <w:p>
+      <w:pPr>
+        <w:spacing w:after="0" w:before="0" w:line="480"/>
+        <w:ind w:left="720" w:hanging="720"/>
+      </w:pPr>
+      <w:r>
+        <w:rPr>
+          <w:rFonts w:ascii="Times New Roman" w:cs="Times New Roman" w:eastAsia="Times New Roman" w:hAnsi="Times New Roman"/>
+          <w:sz w:val="24"/>
+          <w:szCs w:val="24"/>
+        </w:rPr>
         <w:t xml:space="preserve">UNICEF. (2021). </w:t>
       </w:r>
       <w:r>
@@ -1849,7 +1881,7 @@
           <w:sz w:val="24"/>
           <w:szCs w:val="24"/>
         </w:rPr>
-        <w:t xml:space="preserve">. United Nations Children’s Fund.</w:t>
+        <w:t xml:space="preserve">. United Nations Children’s Fund. https://data.unicef.org/resources/children-with-disabilities-report-2021/</w:t>
       </w:r>
     </w:p>
     <w:p>

--- a/proposal/Ojiambo_Unit Two Assignment.docx
+++ b/proposal/Ojiambo_Unit Two Assignment.docx
@@ -447,7 +447,7 @@
           <w:sz w:val="24"/>
           <w:szCs w:val="24"/>
         </w:rPr>
-        <w:t xml:space="preserve">The first is commercial school management and analytics software. Platforms such as Zeraki Analytics, which is widely deployed across East African schools, and QuickSchools provide attendance tracking, examination grade capture, report-card generation, and performance dashboards (Zeraki, 2024; QuickSchools, 2024). These products are mature and effective within their intended scope, but that scope is secondary-school examination administration. They are cloud-dependent and subscription-priced, which places them beyond both the connectivity and the budget of the institutions described above. More fundamentally, they record only binary attendance and numerical examination marks. They capture outcome rather than development, they offer no representation whatsoever for a learner who cannot yet read, and they contain no construct corresponding to motor control, spatial reasoning, narrative capability, or socio-emotional change.</w:t>
+        <w:t xml:space="preserve">The first is commercial school management and analytics software. Zeraki Analytics is deployed across schools in Kenya, Uganda, Tanzania, Ghana, and South Africa, and is therefore an incumbent in the very country this study targets; QuickSchools is a cloud-hosted school information system serving small and medium institutions internationally. Both provide attendance tracking, examination grade capture, report-card generation, and performance dashboards (Zeraki, 2024; QuickSchools, 2024). These products are mature and effective within their intended scope, but that scope is secondary-school examination administration. Both operate entirely from the cloud and are subscription-priced, which places them beyond both the connectivity and the budget of the institutions described above. More fundamentally, they record only binary attendance and numerical examination marks. They capture outcome rather than development, they offer no representation whatsoever for a learner who cannot yet read, and they contain no construct corresponding to motor control, spatial reasoning, narrative capability, or socio-emotional change.</w:t>
       </w:r>
     </w:p>
     <w:p>

--- a/proposal/Ojiambo_Unit Two Assignment.docx
+++ b/proposal/Ojiambo_Unit Two Assignment.docx
@@ -151,7 +151,7 @@
           <w:sz w:val="24"/>
           <w:szCs w:val="24"/>
         </w:rPr>
-        <w:t xml:space="preserve">October 2, 2025</w:t>
+        <w:t xml:space="preserve">October 2, 2026</w:t>
       </w:r>
     </w:p>
     <w:p>
